--- a/docs/output/Zain Hajahjah/سجن البرج/SRT-En/أحمد/DOCX/01_تفريغ عربي-الاعتقال_En.docx
+++ b/docs/output/Zain Hajahjah/سجن البرج/SRT-En/أحمد/DOCX/01_تفريغ عربي-الاعتقال_En.docx
@@ -4,87 +4,172 @@
   <w:body>
     <w:p>
       <w:r>
-        <w:t>I am Ahmad from the town of Tabqa, 25 years old</w:t>
+        <w:t>I am Ahmad from the</w:t>
       </w:r>
     </w:p>
     <w:p>
       <w:r>
-        <w:t>I was imprisoned by ISIS in 2016, during Ramadan, for 33 days</w:t>
+        <w:t>town of Tabqa, 25 years old</w:t>
       </w:r>
     </w:p>
     <w:p>
       <w:r>
-        <w:t>They put me in their prison for 33 days, during which I was tortured unjustly. I had not committed any offense</w:t>
+        <w:t>I was imprisoned by ISIS in</w:t>
       </w:r>
     </w:p>
     <w:p>
       <w:r>
-        <w:t>Because of one of my friends who had committed some wrongdoings, I used to hang out at his place</w:t>
+        <w:t>2016, during Ramadan, for 33 days</w:t>
       </w:r>
     </w:p>
     <w:p>
       <w:r>
-        <w:t>I left his house and he told me he had something entrusted to him and asked me to bring it on my way from the town of Mansoura</w:t>
+        <w:t>They put me in their prison for 33 days, during which I</w:t>
       </w:r>
     </w:p>
     <w:p>
       <w:r>
-        <w:t>I went and they caught me there. I was standing in front of a shop when a car came and masked men got out</w:t>
+        <w:t>was tortured unjustly. I had not committed any offense</w:t>
       </w:r>
     </w:p>
     <w:p>
       <w:r>
-        <w:t>Only their eyes were visible and they wore black. They arrested me immediately by name</w:t>
+        <w:t>Because of one of my friends who had committed</w:t>
       </w:r>
     </w:p>
     <w:p>
       <w:r>
-        <w:t>They put me in the trunk of the car, locked it, and asked me, where is Abdul Latif? Of course with beating and humiliation</w:t>
+        <w:t>some wrongdoings, I used to hang out at his place</w:t>
       </w:r>
     </w:p>
     <w:p>
       <w:r>
-        <w:t>Punches to my stomach and back. They locked the trunk on me and went looking for my friend Abdul Latif</w:t>
+        <w:t>I left his house and he told me he had something entrusted to</w:t>
       </w:r>
     </w:p>
     <w:p>
       <w:r>
-        <w:t>Neither of us knew what the issue was. They took us and put us in the Finance building in the town of Tabqa</w:t>
+        <w:t>him and asked me to bring it on my way from the town of Mansoura</w:t>
       </w:r>
     </w:p>
     <w:p>
       <w:r>
-        <w:t>In a basement, in a solitary cell, and of course they separated us</w:t>
+        <w:t>I went and they caught me there. I was standing in</w:t>
       </w:r>
     </w:p>
     <w:p>
       <w:r>
-        <w:t>They also brought in someone else we had been with the night before, named Nasser al-Ammar</w:t>
+        <w:t>front of a shop when a car came and masked men got out</w:t>
       </w:r>
     </w:p>
     <w:p>
       <w:r>
-        <w:t>They took us and searched for him for an hour and a half to two hours. He had fled because he knew he had done something</w:t>
+        <w:t>Only their eyes were visible and they wore</w:t>
       </w:r>
     </w:p>
     <w:p>
       <w:r>
-        <w:t>They brought him and put him with us on the &lt;i&gt;balingo&lt;/i&gt; [hoist for suspension] and kept us in prison for three days</w:t>
+        <w:t>black. They arrested me immediately by name</w:t>
       </w:r>
     </w:p>
     <w:p>
       <w:r>
-        <w:t>Then they brought us to Bourj [Tower] Prison, to the basement. Of course we were blindfolded and did not know where we were going</w:t>
+        <w:t>They put me in the trunk of the car, locked it, and asked me,</w:t>
       </w:r>
     </w:p>
     <w:p>
       <w:r>
-        <w:t>But since we were from the area, we knew where they were taking us. We felt we were in Bourj Prison</w:t>
+        <w:t>where is Abdul Latif? Of course with beating and humiliation</w:t>
       </w:r>
     </w:p>
     <w:p>
       <w:r>
-        <w:t>We went down and they put us in a dark place. The lights stayed on around the clock. We could not tell night from day</w:t>
+        <w:t>Punches to my stomach and back. They locked the trunk</w:t>
+      </w:r>
+    </w:p>
+    <w:p>
+      <w:r>
+        <w:t>on me and went looking for my friend Abdul Latif</w:t>
+      </w:r>
+    </w:p>
+    <w:p>
+      <w:r>
+        <w:t>Neither of us knew what the issue was. They took us</w:t>
+      </w:r>
+    </w:p>
+    <w:p>
+      <w:r>
+        <w:t>and put us in the Finance building in the town of Tabqa</w:t>
+      </w:r>
+    </w:p>
+    <w:p>
+      <w:r>
+        <w:t>In a basement, in a solitary cell,</w:t>
+      </w:r>
+    </w:p>
+    <w:p>
+      <w:r>
+        <w:t>and of course they separated us</w:t>
+      </w:r>
+    </w:p>
+    <w:p>
+      <w:r>
+        <w:t>They also brought in someone else we had been</w:t>
+      </w:r>
+    </w:p>
+    <w:p>
+      <w:r>
+        <w:t>with the night before, named Nasser al-Ammar</w:t>
+      </w:r>
+    </w:p>
+    <w:p>
+      <w:r>
+        <w:t>They took us and searched for him for an hour and a half to</w:t>
+      </w:r>
+    </w:p>
+    <w:p>
+      <w:r>
+        <w:t>two hours. He had fled because he knew he had done something</w:t>
+      </w:r>
+    </w:p>
+    <w:p>
+      <w:r>
+        <w:t>They brought him and put him with us on the balingo [hoist</w:t>
+      </w:r>
+    </w:p>
+    <w:p>
+      <w:r>
+        <w:t>for suspension] and kept us in prison for three days</w:t>
+      </w:r>
+    </w:p>
+    <w:p>
+      <w:r>
+        <w:t>Then they brought us to Bourj [Tower] Prison, to the basement. Of</w:t>
+      </w:r>
+    </w:p>
+    <w:p>
+      <w:r>
+        <w:t>course we were blindfolded and did not know where we were going</w:t>
+      </w:r>
+    </w:p>
+    <w:p>
+      <w:r>
+        <w:t>But since we were from the area, we knew where they</w:t>
+      </w:r>
+    </w:p>
+    <w:p>
+      <w:r>
+        <w:t>were taking us. We felt we were in Bourj Prison</w:t>
+      </w:r>
+    </w:p>
+    <w:p>
+      <w:r>
+        <w:t>We went down and they put us in a dark place. The lights</w:t>
+      </w:r>
+    </w:p>
+    <w:p>
+      <w:r>
+        <w:t>stayed on around the clock. We could not tell night from day</w:t>
       </w:r>
     </w:p>
     <w:sectPr>
@@ -461,7 +546,7 @@
     <w:qFormat/>
     <w:rsid w:val="00FC693F"/>
     <w:rPr>
-      <w:rFonts w:ascii="Calibri" w:hAnsi="Calibri"/>
+      <w:rFonts w:ascii="Arial" w:hAnsi="Arial"/>
       <w:sz w:val="22"/>
     </w:rPr>
   </w:style>

--- a/docs/output/Zain Hajahjah/سجن البرج/SRT-En/أحمد/DOCX/01_تفريغ عربي-الاعتقال_En.docx
+++ b/docs/output/Zain Hajahjah/سجن البرج/SRT-En/أحمد/DOCX/01_تفريغ عربي-الاعتقال_En.docx
@@ -2,6 +2,16 @@
 <file path=word/document.xml><?xml version="1.0" encoding="utf-8"?>
 <w:document xmlns:wpc="http://schemas.microsoft.com/office/word/2010/wordprocessingCanvas" xmlns:mo="http://schemas.microsoft.com/office/mac/office/2008/main" xmlns:mc="http://schemas.openxmlformats.org/markup-compatibility/2006" xmlns:mv="urn:schemas-microsoft-com:mac:vml" xmlns:o="urn:schemas-microsoft-com:office:office" xmlns:r="http://schemas.openxmlformats.org/officeDocument/2006/relationships" xmlns:m="http://schemas.openxmlformats.org/officeDocument/2006/math" xmlns:v="urn:schemas-microsoft-com:vml" xmlns:wp14="http://schemas.microsoft.com/office/word/2010/wordprocessingDrawing" xmlns:wp="http://schemas.openxmlformats.org/drawingml/2006/wordprocessingDrawing" xmlns:w10="urn:schemas-microsoft-com:office:word" xmlns:w="http://schemas.openxmlformats.org/wordprocessingml/2006/main" xmlns:w14="http://schemas.microsoft.com/office/word/2010/wordml" xmlns:wpg="http://schemas.microsoft.com/office/word/2010/wordprocessingGroup" xmlns:wpi="http://schemas.microsoft.com/office/word/2010/wordprocessingInk" xmlns:wne="http://schemas.microsoft.com/office/word/2006/wordml" xmlns:wps="http://schemas.microsoft.com/office/word/2010/wordprocessingShape" mc:Ignorable="w14 wp14">
   <w:body>
+    <w:p>
+      <w:r>
+        <w:t>1</w:t>
+      </w:r>
+    </w:p>
+    <w:p>
+      <w:r>
+        <w:t>00:00:00,375 --&gt; 00:00:06,791</w:t>
+      </w:r>
+    </w:p>
     <w:p>
       <w:r>
         <w:t>I am Ahmad from the</w:t>
@@ -10,6 +20,17 @@
     <w:p>
       <w:r>
         <w:t>town of Tabqa, 25 years old</w:t>
+      </w:r>
+    </w:p>
+    <w:p/>
+    <w:p>
+      <w:r>
+        <w:t>2</w:t>
+      </w:r>
+    </w:p>
+    <w:p>
+      <w:r>
+        <w:t>00:00:08,375 --&gt; 00:00:17,833</w:t>
       </w:r>
     </w:p>
     <w:p>
@@ -22,6 +43,17 @@
         <w:t>2016, during Ramadan, for 33 days</w:t>
       </w:r>
     </w:p>
+    <w:p/>
+    <w:p>
+      <w:r>
+        <w:t>3</w:t>
+      </w:r>
+    </w:p>
+    <w:p>
+      <w:r>
+        <w:t>00:00:22,083 --&gt; 00:00:28,916</w:t>
+      </w:r>
+    </w:p>
     <w:p>
       <w:r>
         <w:t>They put me in their prison for 33 days, during which I</w:t>
@@ -30,6 +62,17 @@
     <w:p>
       <w:r>
         <w:t>was tortured unjustly. I had not committed any offense</w:t>
+      </w:r>
+    </w:p>
+    <w:p/>
+    <w:p>
+      <w:r>
+        <w:t>4</w:t>
+      </w:r>
+    </w:p>
+    <w:p>
+      <w:r>
+        <w:t>00:00:30,291 --&gt; 00:00:35,916</w:t>
       </w:r>
     </w:p>
     <w:p>
@@ -42,6 +85,17 @@
         <w:t>some wrongdoings, I used to hang out at his place</w:t>
       </w:r>
     </w:p>
+    <w:p/>
+    <w:p>
+      <w:r>
+        <w:t>5</w:t>
+      </w:r>
+    </w:p>
+    <w:p>
+      <w:r>
+        <w:t>00:00:36,083 --&gt; 00:00:42,500</w:t>
+      </w:r>
+    </w:p>
     <w:p>
       <w:r>
         <w:t>I left his house and he told me he had something entrusted to</w:t>
@@ -50,6 +104,17 @@
     <w:p>
       <w:r>
         <w:t>him and asked me to bring it on my way from the town of Mansoura</w:t>
+      </w:r>
+    </w:p>
+    <w:p/>
+    <w:p>
+      <w:r>
+        <w:t>6</w:t>
+      </w:r>
+    </w:p>
+    <w:p>
+      <w:r>
+        <w:t>00:00:43,291 --&gt; 00:00:49,333</w:t>
       </w:r>
     </w:p>
     <w:p>
@@ -62,6 +127,17 @@
         <w:t>front of a shop when a car came and masked men got out</w:t>
       </w:r>
     </w:p>
+    <w:p/>
+    <w:p>
+      <w:r>
+        <w:t>7</w:t>
+      </w:r>
+    </w:p>
+    <w:p>
+      <w:r>
+        <w:t>00:00:49,750 --&gt; 00:00:55,125</w:t>
+      </w:r>
+    </w:p>
     <w:p>
       <w:r>
         <w:t>Only their eyes were visible and they wore</w:t>
@@ -70,6 +146,17 @@
     <w:p>
       <w:r>
         <w:t>black. They arrested me immediately by name</w:t>
+      </w:r>
+    </w:p>
+    <w:p/>
+    <w:p>
+      <w:r>
+        <w:t>8</w:t>
+      </w:r>
+    </w:p>
+    <w:p>
+      <w:r>
+        <w:t>00:00:55,666 --&gt; 00:01:00,833</w:t>
       </w:r>
     </w:p>
     <w:p>
@@ -82,6 +169,17 @@
         <w:t>where is Abdul Latif? Of course with beating and humiliation</w:t>
       </w:r>
     </w:p>
+    <w:p/>
+    <w:p>
+      <w:r>
+        <w:t>9</w:t>
+      </w:r>
+    </w:p>
+    <w:p>
+      <w:r>
+        <w:t>00:01:02,208 --&gt; 00:01:10,166</w:t>
+      </w:r>
+    </w:p>
     <w:p>
       <w:r>
         <w:t>Punches to my stomach and back. They locked the trunk</w:t>
@@ -90,6 +188,17 @@
     <w:p>
       <w:r>
         <w:t>on me and went looking for my friend Abdul Latif</w:t>
+      </w:r>
+    </w:p>
+    <w:p/>
+    <w:p>
+      <w:r>
+        <w:t>10</w:t>
+      </w:r>
+    </w:p>
+    <w:p>
+      <w:r>
+        <w:t>00:01:11,625 --&gt; 00:01:20,500</w:t>
       </w:r>
     </w:p>
     <w:p>
@@ -102,6 +211,17 @@
         <w:t>and put us in the Finance building in the town of Tabqa</w:t>
       </w:r>
     </w:p>
+    <w:p/>
+    <w:p>
+      <w:r>
+        <w:t>11</w:t>
+      </w:r>
+    </w:p>
+    <w:p>
+      <w:r>
+        <w:t>00:01:21,250 --&gt; 00:01:24,375</w:t>
+      </w:r>
+    </w:p>
     <w:p>
       <w:r>
         <w:t>In a basement, in a solitary cell,</w:t>
@@ -110,6 +230,17 @@
     <w:p>
       <w:r>
         <w:t>and of course they separated us</w:t>
+      </w:r>
+    </w:p>
+    <w:p/>
+    <w:p>
+      <w:r>
+        <w:t>12</w:t>
+      </w:r>
+    </w:p>
+    <w:p>
+      <w:r>
+        <w:t>00:01:25,083 --&gt; 00:01:29,750</w:t>
       </w:r>
     </w:p>
     <w:p>
@@ -122,6 +253,17 @@
         <w:t>with the night before, named Nasser al-Ammar</w:t>
       </w:r>
     </w:p>
+    <w:p/>
+    <w:p>
+      <w:r>
+        <w:t>13</w:t>
+      </w:r>
+    </w:p>
+    <w:p>
+      <w:r>
+        <w:t>00:01:30,666 --&gt; 00:01:37,541</w:t>
+      </w:r>
+    </w:p>
     <w:p>
       <w:r>
         <w:t>They took us and searched for him for an hour and a half to</w:t>
@@ -132,14 +274,36 @@
         <w:t>two hours. He had fled because he knew he had done something</w:t>
       </w:r>
     </w:p>
+    <w:p/>
     <w:p>
       <w:r>
-        <w:t>They brought him and put him with us on the balingo [hoist</w:t>
+        <w:t>14</w:t>
+      </w:r>
+    </w:p>
+    <w:p>
+      <w:r>
+        <w:t>00:01:37,958 --&gt; 00:01:45,916</w:t>
+      </w:r>
+    </w:p>
+    <w:p>
+      <w:r>
+        <w:t>They brought him and put him with us on the &lt;i&gt;balingo&lt;/i&gt; [hoist</w:t>
       </w:r>
     </w:p>
     <w:p>
       <w:r>
         <w:t>for suspension] and kept us in prison for three days</w:t>
+      </w:r>
+    </w:p>
+    <w:p/>
+    <w:p>
+      <w:r>
+        <w:t>15</w:t>
+      </w:r>
+    </w:p>
+    <w:p>
+      <w:r>
+        <w:t>00:01:46,541 --&gt; 00:01:53,875</w:t>
       </w:r>
     </w:p>
     <w:p>
@@ -152,6 +316,17 @@
         <w:t>course we were blindfolded and did not know where we were going</w:t>
       </w:r>
     </w:p>
+    <w:p/>
+    <w:p>
+      <w:r>
+        <w:t>16</w:t>
+      </w:r>
+    </w:p>
+    <w:p>
+      <w:r>
+        <w:t>00:01:54,000 --&gt; 00:01:59,375</w:t>
+      </w:r>
+    </w:p>
     <w:p>
       <w:r>
         <w:t>But since we were from the area, we knew where they</w:t>
@@ -160,6 +335,17 @@
     <w:p>
       <w:r>
         <w:t>were taking us. We felt we were in Bourj Prison</w:t>
+      </w:r>
+    </w:p>
+    <w:p/>
+    <w:p>
+      <w:r>
+        <w:t>17</w:t>
+      </w:r>
+    </w:p>
+    <w:p>
+      <w:r>
+        <w:t>00:02:00,166 --&gt; 00:02:06,750</w:t>
       </w:r>
     </w:p>
     <w:p>
@@ -172,6 +358,7 @@
         <w:t>stayed on around the clock. We could not tell night from day</w:t>
       </w:r>
     </w:p>
+    <w:p/>
     <w:sectPr>
       <w:pgSz w:w="12240" w:h="15840"/>
       <w:pgMar w:top="1440" w:right="1800" w:bottom="1440" w:left="1800" w:header="720" w:footer="720" w:gutter="0"/>
@@ -545,9 +732,12 @@
     <w:name w:val="Normal"/>
     <w:qFormat/>
     <w:rsid w:val="00FC693F"/>
+    <w:pPr>
+      <w:spacing w:before="0" w:after="0" w:line="276" w:lineRule="auto"/>
+    </w:pPr>
     <w:rPr>
-      <w:rFonts w:ascii="Arial" w:hAnsi="Arial"/>
-      <w:sz w:val="22"/>
+      <w:rFonts w:ascii="Courier New" w:hAnsi="Courier New"/>
+      <w:sz w:val="20"/>
     </w:rPr>
   </w:style>
   <w:style w:type="paragraph" w:styleId="Header">
